--- a/batch verification template.docx
+++ b/batch verification template.docx
@@ -1,6 +1,6 @@
 
 <file path=word/document.xml><?xml version="1.0" encoding="utf-8"?>
-<w:document xmlns:wpc="http://schemas.microsoft.com/office/word/2010/wordprocessingCanvas" xmlns:cx="http://schemas.microsoft.com/office/drawing/2014/chartex" xmlns:cx1="http://schemas.microsoft.com/office/drawing/2015/9/8/chartex" xmlns:cx2="http://schemas.microsoft.com/office/drawing/2015/10/21/chartex" xmlns:cx3="http://schemas.microsoft.com/office/drawing/2016/5/9/chartex" xmlns:cx4="http://schemas.microsoft.com/office/drawing/2016/5/10/chartex" xmlns:cx5="http://schemas.microsoft.com/office/drawing/2016/5/11/chartex" xmlns:cx6="http://schemas.microsoft.com/office/drawing/2016/5/12/chartex" xmlns:cx7="http://schemas.microsoft.com/office/drawing/2016/5/13/chartex" xmlns:cx8="http://schemas.microsoft.com/office/drawing/2016/5/14/chartex" xmlns:mc="http://schemas.openxmlformats.org/markup-compatibility/2006" xmlns:aink="http://schemas.microsoft.com/office/drawing/2016/ink" xmlns:am3d="http://schemas.microsoft.com/office/drawing/2017/model3d" xmlns:o="urn:schemas-microsoft-com:office:office" xmlns:oel="http://schemas.microsoft.com/office/2019/extlst" xmlns:r="http://schemas.openxmlformats.org/officeDocument/2006/relationships" xmlns:m="http://schemas.openxmlformats.org/officeDocument/2006/math" xmlns:v="urn:schemas-microsoft-com:vml" xmlns:wp14="http://schemas.microsoft.com/office/word/2010/wordprocessingDrawing" xmlns:wp="http://schemas.openxmlformats.org/drawingml/2006/wordprocessingDrawing" xmlns:w10="urn:schemas-microsoft-com:office:word" xmlns:w="http://schemas.openxmlformats.org/wordprocessingml/2006/main" xmlns:w14="http://schemas.microsoft.com/office/word/2010/wordml" xmlns:w15="http://schemas.microsoft.com/office/word/2012/wordml" xmlns:w16cex="http://schemas.microsoft.com/office/word/2018/wordml/cex" xmlns:w16cid="http://schemas.microsoft.com/office/word/2016/wordml/cid" xmlns:w16="http://schemas.microsoft.com/office/word/2018/wordml" xmlns:w16du="http://schemas.microsoft.com/office/word/2023/wordml/word16du" xmlns:w16sdtdh="http://schemas.microsoft.com/office/word/2020/wordml/sdtdatahash" xmlns:w16sdtfl="http://schemas.microsoft.com/office/word/2024/wordml/sdtformatlock" xmlns:w16se="http://schemas.microsoft.com/office/word/2015/wordml/symex" xmlns:wpg="http://schemas.microsoft.com/office/word/2010/wordprocessingGroup" xmlns:wpi="http://schemas.microsoft.com/office/word/2010/wordprocessingInk" xmlns:wne="http://schemas.microsoft.com/office/word/2006/wordml" xmlns:wps="http://schemas.microsoft.com/office/word/2010/wordprocessingShape" mc:Ignorable="w14 w15 w16se w16cid w16 w16cex w16sdtdh w16sdtfl w16du wp14">
+<w:document xmlns:wpc="http://schemas.microsoft.com/office/word/2010/wordprocessingCanvas" xmlns:cx="http://schemas.microsoft.com/office/drawing/2014/chartex" xmlns:cx1="http://schemas.microsoft.com/office/drawing/2015/9/8/chartex" xmlns:cx2="http://schemas.microsoft.com/office/drawing/2015/10/21/chartex" xmlns:cx3="http://schemas.microsoft.com/office/drawing/2016/5/9/chartex" xmlns:cx4="http://schemas.microsoft.com/office/drawing/2016/5/10/chartex" xmlns:cx5="http://schemas.microsoft.com/office/drawing/2016/5/11/chartex" xmlns:cx6="http://schemas.microsoft.com/office/drawing/2016/5/12/chartex" xmlns:cx7="http://schemas.microsoft.com/office/drawing/2016/5/13/chartex" xmlns:cx8="http://schemas.microsoft.com/office/drawing/2016/5/14/chartex" xmlns:mc="http://schemas.openxmlformats.org/markup-compatibility/2006" xmlns:aink="http://schemas.microsoft.com/office/drawing/2016/ink" xmlns:am3d="http://schemas.microsoft.com/office/drawing/2017/model3d" xmlns:o="urn:schemas-microsoft-com:office:office" xmlns:oel="http://schemas.microsoft.com/office/2019/extlst" xmlns:r="http://schemas.openxmlformats.org/officeDocument/2006/relationships" xmlns:m="http://schemas.openxmlformats.org/officeDocument/2006/math" xmlns:v="urn:schemas-microsoft-com:vml" xmlns:wp14="http://schemas.microsoft.com/office/word/2010/wordprocessingDrawing" xmlns:wp="http://schemas.openxmlformats.org/drawingml/2006/wordprocessingDrawing" xmlns:w10="urn:schemas-microsoft-com:office:word" xmlns:w="http://schemas.openxmlformats.org/wordprocessingml/2006/main" xmlns:w14="http://schemas.microsoft.com/office/word/2010/wordml" xmlns:w15="http://schemas.microsoft.com/office/word/2012/wordml" xmlns:w16cei="http://schemas.microsoft.com/office/word/2026/wordml/cei" xmlns:w16cex="http://schemas.microsoft.com/office/word/2018/wordml/cex" xmlns:w16cid="http://schemas.microsoft.com/office/word/2016/wordml/cid" xmlns:w16="http://schemas.microsoft.com/office/word/2018/wordml" xmlns:w16du="http://schemas.microsoft.com/office/word/2023/wordml/word16du" xmlns:w16sdtdh="http://schemas.microsoft.com/office/word/2020/wordml/sdtdatahash" xmlns:w16sdtfl="http://schemas.microsoft.com/office/word/2024/wordml/sdtformatlock" xmlns:w16se="http://schemas.microsoft.com/office/word/2015/wordml/symex" xmlns:wpg="http://schemas.microsoft.com/office/word/2010/wordprocessingGroup" xmlns:wpi="http://schemas.microsoft.com/office/word/2010/wordprocessingInk" xmlns:wne="http://schemas.microsoft.com/office/word/2006/wordml" xmlns:wps="http://schemas.microsoft.com/office/word/2010/wordprocessingShape" mc:Ignorable="w14 w15 w16se w16cid w16 w16cex w16sdtdh w16sdtfl w16du wp14">
   <w:body>
     <w:p>
       <w:pPr>
@@ -257,47 +257,7 @@
           <w:sz w:val="44"/>
           <w:szCs w:val="44"/>
         </w:rPr>
-        <w:t xml:space="preserve">Departmental Security Risk Assessment &amp; Audit </w:t>
-      </w:r>
-      <w:r>
-        <w:rPr>
-          <w:sz w:val="44"/>
-          <w:szCs w:val="44"/>
-        </w:rPr>
-        <w:t xml:space="preserve">Services </w:t>
-      </w:r>
-      <w:r>
-        <w:rPr>
-          <w:sz w:val="44"/>
-          <w:szCs w:val="44"/>
-        </w:rPr>
-        <w:t xml:space="preserve">for </w:t>
-      </w:r>
-      <w:r>
-        <w:rPr>
-          <w:sz w:val="44"/>
-          <w:szCs w:val="44"/>
-          <w:lang w:eastAsia="zh-TW"/>
-        </w:rPr>
-        <w:t>*</w:t>
-      </w:r>
-      <w:proofErr w:type="spellStart"/>
-      <w:r>
-        <w:rPr>
-          <w:sz w:val="44"/>
-          <w:szCs w:val="44"/>
-          <w:lang w:eastAsia="zh-TW"/>
-        </w:rPr>
-        <w:t>testee</w:t>
-      </w:r>
-      <w:proofErr w:type="spellEnd"/>
-      <w:r>
-        <w:rPr>
-          <w:sz w:val="44"/>
-          <w:szCs w:val="44"/>
-          <w:lang w:eastAsia="zh-TW"/>
-        </w:rPr>
-        <w:t xml:space="preserve"> name*</w:t>
+        <w:t>*sraa title*</w:t>
       </w:r>
     </w:p>
     <w:p>
@@ -650,19 +610,11 @@
       </w:pPr>
       <w:bookmarkStart w:id="0" w:name="_Toc502944670"/>
       <w:bookmarkStart w:id="1" w:name="_Toc502944800"/>
-      <w:proofErr w:type="spellStart"/>
       <w:r>
         <w:rPr>
           <w:sz w:val="28"/>
         </w:rPr>
-        <w:t>SunnyVision</w:t>
-      </w:r>
-      <w:proofErr w:type="spellEnd"/>
-      <w:r>
-        <w:rPr>
-          <w:sz w:val="28"/>
-        </w:rPr>
-        <w:t xml:space="preserve"> Ltd.</w:t>
+        <w:t>SunnyVision Ltd.</w:t>
       </w:r>
       <w:bookmarkEnd w:id="0"/>
       <w:bookmarkEnd w:id="1"/>
@@ -711,21 +663,7 @@
         <w:rPr>
           <w:sz w:val="24"/>
         </w:rPr>
-        <w:t xml:space="preserve">Fax:  </w:t>
-      </w:r>
-      <w:proofErr w:type="gramStart"/>
-      <w:r>
-        <w:rPr>
-          <w:sz w:val="24"/>
-        </w:rPr>
-        <w:t xml:space="preserve">   (</w:t>
-      </w:r>
-      <w:proofErr w:type="gramEnd"/>
-      <w:r>
-        <w:rPr>
-          <w:sz w:val="24"/>
-        </w:rPr>
-        <w:t xml:space="preserve">852) </w:t>
+        <w:t xml:space="preserve">Fax:     (852) </w:t>
       </w:r>
       <w:bookmarkEnd w:id="2"/>
       <w:bookmarkEnd w:id="3"/>
@@ -924,29 +862,7 @@
                 <w:szCs w:val="22"/>
                 <w:lang w:val="en-GB" w:eastAsia="zh-HK"/>
               </w:rPr>
-              <w:t>*</w:t>
-            </w:r>
-            <w:proofErr w:type="spellStart"/>
-            <w:proofErr w:type="gramStart"/>
-            <w:r>
-              <w:rPr>
-                <w:color w:val="000000"/>
-                <w:sz w:val="22"/>
-                <w:szCs w:val="22"/>
-                <w:lang w:val="en-GB" w:eastAsia="zh-HK"/>
-              </w:rPr>
-              <w:t>testee</w:t>
-            </w:r>
-            <w:proofErr w:type="spellEnd"/>
-            <w:proofErr w:type="gramEnd"/>
-            <w:r>
-              <w:rPr>
-                <w:color w:val="000000"/>
-                <w:sz w:val="22"/>
-                <w:szCs w:val="22"/>
-                <w:lang w:val="en-GB" w:eastAsia="zh-HK"/>
-              </w:rPr>
-              <w:t xml:space="preserve"> name*</w:t>
+              <w:t>*testee name*</w:t>
             </w:r>
           </w:p>
         </w:tc>
@@ -1725,29 +1641,7 @@
                 <w:color w:val="000000" w:themeColor="text1"/>
                 <w:lang w:val="en-GB" w:eastAsia="zh-HK"/>
               </w:rPr>
-              <w:t>*</w:t>
-            </w:r>
-            <w:proofErr w:type="spellStart"/>
-            <w:proofErr w:type="gramStart"/>
-            <w:r>
-              <w:rPr>
-                <w:bCs/>
-                <w:iCs/>
-                <w:color w:val="000000" w:themeColor="text1"/>
-                <w:lang w:val="en-GB" w:eastAsia="zh-HK"/>
-              </w:rPr>
-              <w:t>testee</w:t>
-            </w:r>
-            <w:proofErr w:type="spellEnd"/>
-            <w:proofErr w:type="gramEnd"/>
-            <w:r>
-              <w:rPr>
-                <w:bCs/>
-                <w:iCs/>
-                <w:color w:val="000000" w:themeColor="text1"/>
-                <w:lang w:val="en-GB" w:eastAsia="zh-HK"/>
-              </w:rPr>
-              <w:t xml:space="preserve"> name*</w:t>
+              <w:t>*testee name*</w:t>
             </w:r>
             <w:r>
               <w:rPr>
@@ -1833,23 +1727,13 @@
                 <w:lang w:val="en-GB"/>
               </w:rPr>
             </w:pPr>
-            <w:proofErr w:type="spellStart"/>
             <w:r>
               <w:rPr>
                 <w:bCs/>
                 <w:color w:val="000000" w:themeColor="text1"/>
                 <w:lang w:val="en-GB"/>
               </w:rPr>
-              <w:t>SunnyVision</w:t>
-            </w:r>
-            <w:proofErr w:type="spellEnd"/>
-            <w:r>
-              <w:rPr>
-                <w:bCs/>
-                <w:color w:val="000000" w:themeColor="text1"/>
-                <w:lang w:val="en-GB"/>
-              </w:rPr>
-              <w:t xml:space="preserve"> Ltd. (“SV”)</w:t>
+              <w:t>SunnyVision Ltd. (“SV”)</w:t>
             </w:r>
           </w:p>
         </w:tc>
@@ -1914,9 +1798,9 @@
           <w:lang w:val="en-GB" w:eastAsia="zh-TW"/>
         </w:rPr>
       </w:pPr>
-      <w:bookmarkStart w:id="6" w:name="_Toc62070072"/>
+      <w:bookmarkStart w:id="6" w:name="_Ref57009168"/>
       <w:bookmarkStart w:id="7" w:name="_Ref57009390"/>
-      <w:bookmarkStart w:id="8" w:name="_Ref57009168"/>
+      <w:bookmarkStart w:id="8" w:name="_Toc62070072"/>
     </w:p>
     <w:p>
       <w:pPr>
@@ -3624,21 +3508,7 @@
         <w:rPr>
           <w:rFonts w:eastAsiaTheme="minorEastAsia"/>
         </w:rPr>
-        <w:t>*</w:t>
-      </w:r>
-      <w:proofErr w:type="spellStart"/>
-      <w:r>
-        <w:rPr>
-          <w:rFonts w:eastAsiaTheme="minorEastAsia"/>
-        </w:rPr>
-        <w:t>testee</w:t>
-      </w:r>
-      <w:proofErr w:type="spellEnd"/>
-      <w:r>
-        <w:rPr>
-          <w:rFonts w:eastAsiaTheme="minorEastAsia"/>
-        </w:rPr>
-        <w:t xml:space="preserve"> name*</w:t>
+        <w:t>*testee name*</w:t>
       </w:r>
       <w:r>
         <w:rPr>
@@ -3668,23 +3538,7 @@
         <w:rPr>
           <w:rFonts w:eastAsiaTheme="minorEastAsia"/>
         </w:rPr>
-        <w:t>*</w:t>
-      </w:r>
-      <w:proofErr w:type="spellStart"/>
-      <w:proofErr w:type="gramStart"/>
-      <w:r>
-        <w:rPr>
-          <w:rFonts w:eastAsiaTheme="minorEastAsia"/>
-        </w:rPr>
-        <w:t>testee</w:t>
-      </w:r>
-      <w:proofErr w:type="spellEnd"/>
-      <w:proofErr w:type="gramEnd"/>
-      <w:r>
-        <w:rPr>
-          <w:rFonts w:eastAsiaTheme="minorEastAsia"/>
-        </w:rPr>
-        <w:t xml:space="preserve"> name*</w:t>
+        <w:t>*testee name*</w:t>
       </w:r>
       <w:r>
         <w:rPr>
@@ -5510,47 +5364,19 @@
         <w:rPr>
           <w:color w:val="000000"/>
         </w:rPr>
-        <w:t>*</w:t>
-      </w:r>
-      <w:proofErr w:type="gramStart"/>
+        <w:t xml:space="preserve">*system names copied from </w:t>
+      </w:r>
       <w:r>
         <w:rPr>
           <w:color w:val="000000"/>
         </w:rPr>
-        <w:t>system</w:t>
-      </w:r>
-      <w:proofErr w:type="gramEnd"/>
+        <w:t>WAB</w:t>
+      </w:r>
       <w:r>
         <w:rPr>
           <w:color w:val="000000"/>
         </w:rPr>
-        <w:t xml:space="preserve"> names copied from </w:t>
-      </w:r>
-      <w:r>
-        <w:rPr>
-          <w:color w:val="000000"/>
-        </w:rPr>
-        <w:t>WAB</w:t>
-      </w:r>
-      <w:r>
-        <w:rPr>
-          <w:color w:val="000000"/>
-        </w:rPr>
-        <w:t xml:space="preserve"> </w:t>
-      </w:r>
-      <w:proofErr w:type="gramStart"/>
-      <w:r>
-        <w:rPr>
-          <w:color w:val="000000"/>
-        </w:rPr>
-        <w:t>1.1 part</w:t>
-      </w:r>
-      <w:proofErr w:type="gramEnd"/>
-      <w:r>
-        <w:rPr>
-          <w:color w:val="000000"/>
-        </w:rPr>
-        <w:t xml:space="preserve"> B*</w:t>
+        <w:t xml:space="preserve"> 1.1 part B*</w:t>
       </w:r>
     </w:p>
     <w:p>
@@ -5624,15 +5450,7 @@
         <w:t xml:space="preserve">Information </w:t>
       </w:r>
       <w:r>
-        <w:t xml:space="preserve">Systems: A related set of hardware and software </w:t>
-      </w:r>
-      <w:proofErr w:type="spellStart"/>
-      <w:r>
-        <w:t>organised</w:t>
-      </w:r>
-      <w:proofErr w:type="spellEnd"/>
-      <w:r>
-        <w:t xml:space="preserve"> for the collection, processing, storage, communication, or disposition of information, regardless of the source of funding and project type.</w:t>
+        <w:t>Systems: A related set of hardware and software organised for the collection, processing, storage, communication, or disposition of information, regardless of the source of funding and project type.</w:t>
       </w:r>
     </w:p>
     <w:p>
@@ -5779,15 +5597,7 @@
         <w:t xml:space="preserve">SV </w:t>
       </w:r>
       <w:r>
-        <w:t xml:space="preserve">assessors </w:t>
-      </w:r>
-      <w:proofErr w:type="gramStart"/>
-      <w:r>
-        <w:t>made reference</w:t>
-      </w:r>
-      <w:proofErr w:type="gramEnd"/>
-      <w:r>
-        <w:t xml:space="preserve"> to the prevailing Government regulations, policies, standards, guidelines, methodologies and quality requirements as well as other </w:t>
+        <w:t xml:space="preserve">assessors made reference to the prevailing Government regulations, policies, standards, guidelines, methodologies and quality requirements as well as other </w:t>
       </w:r>
       <w:r>
         <w:lastRenderedPageBreak/>
@@ -6649,23 +6459,7 @@
           <w:bCs/>
           <w:lang w:eastAsia="zh-HK"/>
         </w:rPr>
-        <w:t xml:space="preserve"> are treated as trusted and </w:t>
-      </w:r>
-      <w:proofErr w:type="gramStart"/>
-      <w:r>
-        <w:rPr>
-          <w:bCs/>
-          <w:lang w:eastAsia="zh-HK"/>
-        </w:rPr>
-        <w:t>up-to-date</w:t>
-      </w:r>
-      <w:proofErr w:type="gramEnd"/>
-      <w:r>
-        <w:rPr>
-          <w:bCs/>
-          <w:lang w:eastAsia="zh-HK"/>
-        </w:rPr>
-        <w:t xml:space="preserve"> during the Verification Check.</w:t>
+        <w:t xml:space="preserve"> are treated as trusted and up-to-date during the Verification Check.</w:t>
       </w:r>
     </w:p>
     <w:p>
@@ -6864,15 +6658,7 @@
         <w:ind w:firstLine="567"/>
       </w:pPr>
       <w:r>
-        <w:t>*</w:t>
-      </w:r>
-      <w:proofErr w:type="gramStart"/>
-      <w:r>
-        <w:t>copy</w:t>
-      </w:r>
-      <w:proofErr w:type="gramEnd"/>
-      <w:r>
-        <w:t xml:space="preserve"> from WAB section 4.1.3, section A*</w:t>
+        <w:t>*copy from WAB section 4.1.3, section A*</w:t>
       </w:r>
     </w:p>
     <w:p/>
@@ -8867,34 +8653,13 @@
         <w:t xml:space="preserve"> </w:t>
       </w:r>
       <w:r>
-        <w:t>70</w:t>
+        <w:t>*follow up vulnerability test items*</w:t>
       </w:r>
       <w:r>
         <w:t xml:space="preserve"> </w:t>
       </w:r>
       <w:r>
-        <w:rPr>
-          <w:lang w:eastAsia="zh-TW"/>
-        </w:rPr>
-        <w:t>l</w:t>
-      </w:r>
-      <w:r>
-        <w:t xml:space="preserve">ow </w:t>
-      </w:r>
-      <w:r>
-        <w:t>risk</w:t>
-      </w:r>
-      <w:r>
-        <w:t xml:space="preserve"> and </w:t>
-      </w:r>
-      <w:r>
-        <w:t>1</w:t>
-      </w:r>
-      <w:r>
-        <w:t xml:space="preserve"> AOI</w:t>
-      </w:r>
-      <w:r>
-        <w:t xml:space="preserve"> items identified through vulnerability assessment</w:t>
+        <w:t>items identified through vulnerability assessment</w:t>
       </w:r>
       <w:r>
         <w:t xml:space="preserve"> and penetration test</w:t>
@@ -8925,19 +8690,13 @@
         <w:t xml:space="preserve">and </w:t>
       </w:r>
       <w:r>
-        <w:t xml:space="preserve">7 </w:t>
-      </w:r>
-      <w:r>
-        <w:rPr>
-          <w:lang w:eastAsia="zh-TW"/>
-        </w:rPr>
-        <w:t>l</w:t>
-      </w:r>
-      <w:r>
-        <w:t xml:space="preserve">ow </w:t>
-      </w:r>
-      <w:r>
-        <w:t>risk items found in code review</w:t>
+        <w:t>*code review items*</w:t>
+      </w:r>
+      <w:r>
+        <w:t xml:space="preserve"> </w:t>
+      </w:r>
+      <w:r>
+        <w:t>found in code review</w:t>
       </w:r>
       <w:r>
         <w:t xml:space="preserve"> during the security risk assessment stage.  </w:t>
@@ -9570,7 +9329,7 @@
                 <w:color w:val="000000" w:themeColor="text1"/>
                 <w:sz w:val="20"/>
               </w:rPr>
-              <w:t>9</w:t>
+              <w:t>0</w:t>
             </w:r>
           </w:p>
         </w:tc>
@@ -10912,7 +10671,6 @@
       <w:bookmarkStart w:id="68" w:name="_Toc161085735"/>
       <w:bookmarkStart w:id="69" w:name="_Toc184859002"/>
       <w:bookmarkStart w:id="70" w:name="_Toc189494191"/>
-      <w:proofErr w:type="gramStart"/>
       <w:r>
         <w:t>1</w:t>
       </w:r>
@@ -10923,11 +10681,7 @@
         <w:t xml:space="preserve">  </w:t>
       </w:r>
       <w:r>
-        <w:t>Vulnerability</w:t>
-      </w:r>
-      <w:proofErr w:type="gramEnd"/>
-      <w:r>
-        <w:t xml:space="preserve"> Assessment and Web Penetration Test</w:t>
+        <w:t>Vulnerability Assessment and Web Penetration Test</w:t>
       </w:r>
       <w:bookmarkEnd w:id="66"/>
       <w:bookmarkEnd w:id="67"/>
@@ -11955,7 +11709,7 @@
 </file>
 
 <file path=word/endnotes.xml><?xml version="1.0" encoding="utf-8"?>
-<w:endnotes xmlns:wpc="http://schemas.microsoft.com/office/word/2010/wordprocessingCanvas" xmlns:cx="http://schemas.microsoft.com/office/drawing/2014/chartex" xmlns:cx1="http://schemas.microsoft.com/office/drawing/2015/9/8/chartex" xmlns:cx2="http://schemas.microsoft.com/office/drawing/2015/10/21/chartex" xmlns:cx3="http://schemas.microsoft.com/office/drawing/2016/5/9/chartex" xmlns:cx4="http://schemas.microsoft.com/office/drawing/2016/5/10/chartex" xmlns:cx5="http://schemas.microsoft.com/office/drawing/2016/5/11/chartex" xmlns:cx6="http://schemas.microsoft.com/office/drawing/2016/5/12/chartex" xmlns:cx7="http://schemas.microsoft.com/office/drawing/2016/5/13/chartex" xmlns:cx8="http://schemas.microsoft.com/office/drawing/2016/5/14/chartex" xmlns:mc="http://schemas.openxmlformats.org/markup-compatibility/2006" xmlns:aink="http://schemas.microsoft.com/office/drawing/2016/ink" xmlns:am3d="http://schemas.microsoft.com/office/drawing/2017/model3d" xmlns:o="urn:schemas-microsoft-com:office:office" xmlns:oel="http://schemas.microsoft.com/office/2019/extlst" xmlns:r="http://schemas.openxmlformats.org/officeDocument/2006/relationships" xmlns:m="http://schemas.openxmlformats.org/officeDocument/2006/math" xmlns:v="urn:schemas-microsoft-com:vml" xmlns:wp14="http://schemas.microsoft.com/office/word/2010/wordprocessingDrawing" xmlns:wp="http://schemas.openxmlformats.org/drawingml/2006/wordprocessingDrawing" xmlns:w10="urn:schemas-microsoft-com:office:word" xmlns:w="http://schemas.openxmlformats.org/wordprocessingml/2006/main" xmlns:w14="http://schemas.microsoft.com/office/word/2010/wordml" xmlns:w15="http://schemas.microsoft.com/office/word/2012/wordml" xmlns:w16cex="http://schemas.microsoft.com/office/word/2018/wordml/cex" xmlns:w16cid="http://schemas.microsoft.com/office/word/2016/wordml/cid" xmlns:w16="http://schemas.microsoft.com/office/word/2018/wordml" xmlns:w16du="http://schemas.microsoft.com/office/word/2023/wordml/word16du" xmlns:w16sdtdh="http://schemas.microsoft.com/office/word/2020/wordml/sdtdatahash" xmlns:w16sdtfl="http://schemas.microsoft.com/office/word/2024/wordml/sdtformatlock" xmlns:w16se="http://schemas.microsoft.com/office/word/2015/wordml/symex" xmlns:wpg="http://schemas.microsoft.com/office/word/2010/wordprocessingGroup" xmlns:wpi="http://schemas.microsoft.com/office/word/2010/wordprocessingInk" xmlns:wne="http://schemas.microsoft.com/office/word/2006/wordml" xmlns:wps="http://schemas.microsoft.com/office/word/2010/wordprocessingShape" mc:Ignorable="w14 w15 w16se w16cid w16 w16cex w16sdtdh w16sdtfl w16du wp14">
+<w:endnotes xmlns:wpc="http://schemas.microsoft.com/office/word/2010/wordprocessingCanvas" xmlns:cx="http://schemas.microsoft.com/office/drawing/2014/chartex" xmlns:cx1="http://schemas.microsoft.com/office/drawing/2015/9/8/chartex" xmlns:cx2="http://schemas.microsoft.com/office/drawing/2015/10/21/chartex" xmlns:cx3="http://schemas.microsoft.com/office/drawing/2016/5/9/chartex" xmlns:cx4="http://schemas.microsoft.com/office/drawing/2016/5/10/chartex" xmlns:cx5="http://schemas.microsoft.com/office/drawing/2016/5/11/chartex" xmlns:cx6="http://schemas.microsoft.com/office/drawing/2016/5/12/chartex" xmlns:cx7="http://schemas.microsoft.com/office/drawing/2016/5/13/chartex" xmlns:cx8="http://schemas.microsoft.com/office/drawing/2016/5/14/chartex" xmlns:mc="http://schemas.openxmlformats.org/markup-compatibility/2006" xmlns:aink="http://schemas.microsoft.com/office/drawing/2016/ink" xmlns:am3d="http://schemas.microsoft.com/office/drawing/2017/model3d" xmlns:o="urn:schemas-microsoft-com:office:office" xmlns:oel="http://schemas.microsoft.com/office/2019/extlst" xmlns:r="http://schemas.openxmlformats.org/officeDocument/2006/relationships" xmlns:m="http://schemas.openxmlformats.org/officeDocument/2006/math" xmlns:v="urn:schemas-microsoft-com:vml" xmlns:wp14="http://schemas.microsoft.com/office/word/2010/wordprocessingDrawing" xmlns:wp="http://schemas.openxmlformats.org/drawingml/2006/wordprocessingDrawing" xmlns:w10="urn:schemas-microsoft-com:office:word" xmlns:w="http://schemas.openxmlformats.org/wordprocessingml/2006/main" xmlns:w14="http://schemas.microsoft.com/office/word/2010/wordml" xmlns:w15="http://schemas.microsoft.com/office/word/2012/wordml" xmlns:w16cei="http://schemas.microsoft.com/office/word/2026/wordml/cei" xmlns:w16cex="http://schemas.microsoft.com/office/word/2018/wordml/cex" xmlns:w16cid="http://schemas.microsoft.com/office/word/2016/wordml/cid" xmlns:w16="http://schemas.microsoft.com/office/word/2018/wordml" xmlns:w16du="http://schemas.microsoft.com/office/word/2023/wordml/word16du" xmlns:w16sdtdh="http://schemas.microsoft.com/office/word/2020/wordml/sdtdatahash" xmlns:w16sdtfl="http://schemas.microsoft.com/office/word/2024/wordml/sdtformatlock" xmlns:w16se="http://schemas.microsoft.com/office/word/2015/wordml/symex" xmlns:wpg="http://schemas.microsoft.com/office/word/2010/wordprocessingGroup" xmlns:wpi="http://schemas.microsoft.com/office/word/2010/wordprocessingInk" xmlns:wne="http://schemas.microsoft.com/office/word/2006/wordml" xmlns:wps="http://schemas.microsoft.com/office/word/2010/wordprocessingShape" mc:Ignorable="w14 w15 w16se w16cid w16 w16cex w16sdtdh w16sdtfl w16du wp14">
   <w:endnote w:type="separator" w:id="-1">
     <w:p>
       <w:r>
@@ -11974,7 +11728,7 @@
 </file>
 
 <file path=word/footer1.xml><?xml version="1.0" encoding="utf-8"?>
-<w:ftr xmlns:wpc="http://schemas.microsoft.com/office/word/2010/wordprocessingCanvas" xmlns:cx="http://schemas.microsoft.com/office/drawing/2014/chartex" xmlns:cx1="http://schemas.microsoft.com/office/drawing/2015/9/8/chartex" xmlns:cx2="http://schemas.microsoft.com/office/drawing/2015/10/21/chartex" xmlns:cx3="http://schemas.microsoft.com/office/drawing/2016/5/9/chartex" xmlns:cx4="http://schemas.microsoft.com/office/drawing/2016/5/10/chartex" xmlns:cx5="http://schemas.microsoft.com/office/drawing/2016/5/11/chartex" xmlns:cx6="http://schemas.microsoft.com/office/drawing/2016/5/12/chartex" xmlns:cx7="http://schemas.microsoft.com/office/drawing/2016/5/13/chartex" xmlns:cx8="http://schemas.microsoft.com/office/drawing/2016/5/14/chartex" xmlns:mc="http://schemas.openxmlformats.org/markup-compatibility/2006" xmlns:aink="http://schemas.microsoft.com/office/drawing/2016/ink" xmlns:am3d="http://schemas.microsoft.com/office/drawing/2017/model3d" xmlns:o="urn:schemas-microsoft-com:office:office" xmlns:oel="http://schemas.microsoft.com/office/2019/extlst" xmlns:r="http://schemas.openxmlformats.org/officeDocument/2006/relationships" xmlns:m="http://schemas.openxmlformats.org/officeDocument/2006/math" xmlns:v="urn:schemas-microsoft-com:vml" xmlns:wp14="http://schemas.microsoft.com/office/word/2010/wordprocessingDrawing" xmlns:wp="http://schemas.openxmlformats.org/drawingml/2006/wordprocessingDrawing" xmlns:w10="urn:schemas-microsoft-com:office:word" xmlns:w="http://schemas.openxmlformats.org/wordprocessingml/2006/main" xmlns:w14="http://schemas.microsoft.com/office/word/2010/wordml" xmlns:w15="http://schemas.microsoft.com/office/word/2012/wordml" xmlns:w16cex="http://schemas.microsoft.com/office/word/2018/wordml/cex" xmlns:w16cid="http://schemas.microsoft.com/office/word/2016/wordml/cid" xmlns:w16="http://schemas.microsoft.com/office/word/2018/wordml" xmlns:w16du="http://schemas.microsoft.com/office/word/2023/wordml/word16du" xmlns:w16sdtdh="http://schemas.microsoft.com/office/word/2020/wordml/sdtdatahash" xmlns:w16sdtfl="http://schemas.microsoft.com/office/word/2024/wordml/sdtformatlock" xmlns:w16se="http://schemas.microsoft.com/office/word/2015/wordml/symex" xmlns:wpg="http://schemas.microsoft.com/office/word/2010/wordprocessingGroup" xmlns:wpi="http://schemas.microsoft.com/office/word/2010/wordprocessingInk" xmlns:wne="http://schemas.microsoft.com/office/word/2006/wordml" xmlns:wps="http://schemas.microsoft.com/office/word/2010/wordprocessingShape" mc:Ignorable="w14 w15 w16se w16cid w16 w16cex w16sdtdh w16sdtfl w16du wp14">
+<w:ftr xmlns:wpc="http://schemas.microsoft.com/office/word/2010/wordprocessingCanvas" xmlns:cx="http://schemas.microsoft.com/office/drawing/2014/chartex" xmlns:cx1="http://schemas.microsoft.com/office/drawing/2015/9/8/chartex" xmlns:cx2="http://schemas.microsoft.com/office/drawing/2015/10/21/chartex" xmlns:cx3="http://schemas.microsoft.com/office/drawing/2016/5/9/chartex" xmlns:cx4="http://schemas.microsoft.com/office/drawing/2016/5/10/chartex" xmlns:cx5="http://schemas.microsoft.com/office/drawing/2016/5/11/chartex" xmlns:cx6="http://schemas.microsoft.com/office/drawing/2016/5/12/chartex" xmlns:cx7="http://schemas.microsoft.com/office/drawing/2016/5/13/chartex" xmlns:cx8="http://schemas.microsoft.com/office/drawing/2016/5/14/chartex" xmlns:mc="http://schemas.openxmlformats.org/markup-compatibility/2006" xmlns:aink="http://schemas.microsoft.com/office/drawing/2016/ink" xmlns:am3d="http://schemas.microsoft.com/office/drawing/2017/model3d" xmlns:o="urn:schemas-microsoft-com:office:office" xmlns:oel="http://schemas.microsoft.com/office/2019/extlst" xmlns:r="http://schemas.openxmlformats.org/officeDocument/2006/relationships" xmlns:m="http://schemas.openxmlformats.org/officeDocument/2006/math" xmlns:v="urn:schemas-microsoft-com:vml" xmlns:wp14="http://schemas.microsoft.com/office/word/2010/wordprocessingDrawing" xmlns:wp="http://schemas.openxmlformats.org/drawingml/2006/wordprocessingDrawing" xmlns:w10="urn:schemas-microsoft-com:office:word" xmlns:w="http://schemas.openxmlformats.org/wordprocessingml/2006/main" xmlns:w14="http://schemas.microsoft.com/office/word/2010/wordml" xmlns:w15="http://schemas.microsoft.com/office/word/2012/wordml" xmlns:w16cei="http://schemas.microsoft.com/office/word/2026/wordml/cei" xmlns:w16cex="http://schemas.microsoft.com/office/word/2018/wordml/cex" xmlns:w16cid="http://schemas.microsoft.com/office/word/2016/wordml/cid" xmlns:w16="http://schemas.microsoft.com/office/word/2018/wordml" xmlns:w16du="http://schemas.microsoft.com/office/word/2023/wordml/word16du" xmlns:w16sdtdh="http://schemas.microsoft.com/office/word/2020/wordml/sdtdatahash" xmlns:w16sdtfl="http://schemas.microsoft.com/office/word/2024/wordml/sdtformatlock" xmlns:w16se="http://schemas.microsoft.com/office/word/2015/wordml/symex" xmlns:wpg="http://schemas.microsoft.com/office/word/2010/wordprocessingGroup" xmlns:wpi="http://schemas.microsoft.com/office/word/2010/wordprocessingInk" xmlns:wne="http://schemas.microsoft.com/office/word/2006/wordml" xmlns:wps="http://schemas.microsoft.com/office/word/2010/wordprocessingShape" mc:Ignorable="w14 w15 w16se w16cid w16 w16cex w16sdtdh w16sdtfl w16du wp14">
   <w:p>
     <w:pPr>
       <w:pStyle w:val="Footer"/>
@@ -12065,7 +11819,7 @@
 </file>
 
 <file path=word/footer2.xml><?xml version="1.0" encoding="utf-8"?>
-<w:ftr xmlns:wpc="http://schemas.microsoft.com/office/word/2010/wordprocessingCanvas" xmlns:cx="http://schemas.microsoft.com/office/drawing/2014/chartex" xmlns:cx1="http://schemas.microsoft.com/office/drawing/2015/9/8/chartex" xmlns:cx2="http://schemas.microsoft.com/office/drawing/2015/10/21/chartex" xmlns:cx3="http://schemas.microsoft.com/office/drawing/2016/5/9/chartex" xmlns:cx4="http://schemas.microsoft.com/office/drawing/2016/5/10/chartex" xmlns:cx5="http://schemas.microsoft.com/office/drawing/2016/5/11/chartex" xmlns:cx6="http://schemas.microsoft.com/office/drawing/2016/5/12/chartex" xmlns:cx7="http://schemas.microsoft.com/office/drawing/2016/5/13/chartex" xmlns:cx8="http://schemas.microsoft.com/office/drawing/2016/5/14/chartex" xmlns:mc="http://schemas.openxmlformats.org/markup-compatibility/2006" xmlns:aink="http://schemas.microsoft.com/office/drawing/2016/ink" xmlns:am3d="http://schemas.microsoft.com/office/drawing/2017/model3d" xmlns:o="urn:schemas-microsoft-com:office:office" xmlns:oel="http://schemas.microsoft.com/office/2019/extlst" xmlns:r="http://schemas.openxmlformats.org/officeDocument/2006/relationships" xmlns:m="http://schemas.openxmlformats.org/officeDocument/2006/math" xmlns:v="urn:schemas-microsoft-com:vml" xmlns:wp14="http://schemas.microsoft.com/office/word/2010/wordprocessingDrawing" xmlns:wp="http://schemas.openxmlformats.org/drawingml/2006/wordprocessingDrawing" xmlns:w10="urn:schemas-microsoft-com:office:word" xmlns:w="http://schemas.openxmlformats.org/wordprocessingml/2006/main" xmlns:w14="http://schemas.microsoft.com/office/word/2010/wordml" xmlns:w15="http://schemas.microsoft.com/office/word/2012/wordml" xmlns:w16cex="http://schemas.microsoft.com/office/word/2018/wordml/cex" xmlns:w16cid="http://schemas.microsoft.com/office/word/2016/wordml/cid" xmlns:w16="http://schemas.microsoft.com/office/word/2018/wordml" xmlns:w16du="http://schemas.microsoft.com/office/word/2023/wordml/word16du" xmlns:w16sdtdh="http://schemas.microsoft.com/office/word/2020/wordml/sdtdatahash" xmlns:w16sdtfl="http://schemas.microsoft.com/office/word/2024/wordml/sdtformatlock" xmlns:w16se="http://schemas.microsoft.com/office/word/2015/wordml/symex" xmlns:wpg="http://schemas.microsoft.com/office/word/2010/wordprocessingGroup" xmlns:wpi="http://schemas.microsoft.com/office/word/2010/wordprocessingInk" xmlns:wne="http://schemas.microsoft.com/office/word/2006/wordml" xmlns:wps="http://schemas.microsoft.com/office/word/2010/wordprocessingShape" mc:Ignorable="w14 w15 w16se w16cid w16 w16cex w16sdtdh w16sdtfl w16du wp14">
+<w:ftr xmlns:wpc="http://schemas.microsoft.com/office/word/2010/wordprocessingCanvas" xmlns:cx="http://schemas.microsoft.com/office/drawing/2014/chartex" xmlns:cx1="http://schemas.microsoft.com/office/drawing/2015/9/8/chartex" xmlns:cx2="http://schemas.microsoft.com/office/drawing/2015/10/21/chartex" xmlns:cx3="http://schemas.microsoft.com/office/drawing/2016/5/9/chartex" xmlns:cx4="http://schemas.microsoft.com/office/drawing/2016/5/10/chartex" xmlns:cx5="http://schemas.microsoft.com/office/drawing/2016/5/11/chartex" xmlns:cx6="http://schemas.microsoft.com/office/drawing/2016/5/12/chartex" xmlns:cx7="http://schemas.microsoft.com/office/drawing/2016/5/13/chartex" xmlns:cx8="http://schemas.microsoft.com/office/drawing/2016/5/14/chartex" xmlns:mc="http://schemas.openxmlformats.org/markup-compatibility/2006" xmlns:aink="http://schemas.microsoft.com/office/drawing/2016/ink" xmlns:am3d="http://schemas.microsoft.com/office/drawing/2017/model3d" xmlns:o="urn:schemas-microsoft-com:office:office" xmlns:oel="http://schemas.microsoft.com/office/2019/extlst" xmlns:r="http://schemas.openxmlformats.org/officeDocument/2006/relationships" xmlns:m="http://schemas.openxmlformats.org/officeDocument/2006/math" xmlns:v="urn:schemas-microsoft-com:vml" xmlns:wp14="http://schemas.microsoft.com/office/word/2010/wordprocessingDrawing" xmlns:wp="http://schemas.openxmlformats.org/drawingml/2006/wordprocessingDrawing" xmlns:w10="urn:schemas-microsoft-com:office:word" xmlns:w="http://schemas.openxmlformats.org/wordprocessingml/2006/main" xmlns:w14="http://schemas.microsoft.com/office/word/2010/wordml" xmlns:w15="http://schemas.microsoft.com/office/word/2012/wordml" xmlns:w16cei="http://schemas.microsoft.com/office/word/2026/wordml/cei" xmlns:w16cex="http://schemas.microsoft.com/office/word/2018/wordml/cex" xmlns:w16cid="http://schemas.microsoft.com/office/word/2016/wordml/cid" xmlns:w16="http://schemas.microsoft.com/office/word/2018/wordml" xmlns:w16du="http://schemas.microsoft.com/office/word/2023/wordml/word16du" xmlns:w16sdtdh="http://schemas.microsoft.com/office/word/2020/wordml/sdtdatahash" xmlns:w16sdtfl="http://schemas.microsoft.com/office/word/2024/wordml/sdtformatlock" xmlns:w16se="http://schemas.microsoft.com/office/word/2015/wordml/symex" xmlns:wpg="http://schemas.microsoft.com/office/word/2010/wordprocessingGroup" xmlns:wpi="http://schemas.microsoft.com/office/word/2010/wordprocessingInk" xmlns:wne="http://schemas.microsoft.com/office/word/2006/wordml" xmlns:wps="http://schemas.microsoft.com/office/word/2010/wordprocessingShape" mc:Ignorable="w14 w15 w16se w16cid w16 w16cex w16sdtdh w16sdtfl w16du wp14">
   <w:p>
     <w:pPr>
       <w:pStyle w:val="Footer"/>
@@ -12082,7 +11836,7 @@
 </file>
 
 <file path=word/footer3.xml><?xml version="1.0" encoding="utf-8"?>
-<w:ftr xmlns:wpc="http://schemas.microsoft.com/office/word/2010/wordprocessingCanvas" xmlns:cx="http://schemas.microsoft.com/office/drawing/2014/chartex" xmlns:cx1="http://schemas.microsoft.com/office/drawing/2015/9/8/chartex" xmlns:cx2="http://schemas.microsoft.com/office/drawing/2015/10/21/chartex" xmlns:cx3="http://schemas.microsoft.com/office/drawing/2016/5/9/chartex" xmlns:cx4="http://schemas.microsoft.com/office/drawing/2016/5/10/chartex" xmlns:cx5="http://schemas.microsoft.com/office/drawing/2016/5/11/chartex" xmlns:cx6="http://schemas.microsoft.com/office/drawing/2016/5/12/chartex" xmlns:cx7="http://schemas.microsoft.com/office/drawing/2016/5/13/chartex" xmlns:cx8="http://schemas.microsoft.com/office/drawing/2016/5/14/chartex" xmlns:mc="http://schemas.openxmlformats.org/markup-compatibility/2006" xmlns:aink="http://schemas.microsoft.com/office/drawing/2016/ink" xmlns:am3d="http://schemas.microsoft.com/office/drawing/2017/model3d" xmlns:o="urn:schemas-microsoft-com:office:office" xmlns:oel="http://schemas.microsoft.com/office/2019/extlst" xmlns:r="http://schemas.openxmlformats.org/officeDocument/2006/relationships" xmlns:m="http://schemas.openxmlformats.org/officeDocument/2006/math" xmlns:v="urn:schemas-microsoft-com:vml" xmlns:wp14="http://schemas.microsoft.com/office/word/2010/wordprocessingDrawing" xmlns:wp="http://schemas.openxmlformats.org/drawingml/2006/wordprocessingDrawing" xmlns:w10="urn:schemas-microsoft-com:office:word" xmlns:w="http://schemas.openxmlformats.org/wordprocessingml/2006/main" xmlns:w14="http://schemas.microsoft.com/office/word/2010/wordml" xmlns:w15="http://schemas.microsoft.com/office/word/2012/wordml" xmlns:w16cex="http://schemas.microsoft.com/office/word/2018/wordml/cex" xmlns:w16cid="http://schemas.microsoft.com/office/word/2016/wordml/cid" xmlns:w16="http://schemas.microsoft.com/office/word/2018/wordml" xmlns:w16du="http://schemas.microsoft.com/office/word/2023/wordml/word16du" xmlns:w16sdtdh="http://schemas.microsoft.com/office/word/2020/wordml/sdtdatahash" xmlns:w16sdtfl="http://schemas.microsoft.com/office/word/2024/wordml/sdtformatlock" xmlns:w16se="http://schemas.microsoft.com/office/word/2015/wordml/symex" xmlns:wpg="http://schemas.microsoft.com/office/word/2010/wordprocessingGroup" xmlns:wpi="http://schemas.microsoft.com/office/word/2010/wordprocessingInk" xmlns:wne="http://schemas.microsoft.com/office/word/2006/wordml" xmlns:wps="http://schemas.microsoft.com/office/word/2010/wordprocessingShape" mc:Ignorable="w14 w15 w16se w16cid w16 w16cex w16sdtdh w16sdtfl w16du wp14">
+<w:ftr xmlns:wpc="http://schemas.microsoft.com/office/word/2010/wordprocessingCanvas" xmlns:cx="http://schemas.microsoft.com/office/drawing/2014/chartex" xmlns:cx1="http://schemas.microsoft.com/office/drawing/2015/9/8/chartex" xmlns:cx2="http://schemas.microsoft.com/office/drawing/2015/10/21/chartex" xmlns:cx3="http://schemas.microsoft.com/office/drawing/2016/5/9/chartex" xmlns:cx4="http://schemas.microsoft.com/office/drawing/2016/5/10/chartex" xmlns:cx5="http://schemas.microsoft.com/office/drawing/2016/5/11/chartex" xmlns:cx6="http://schemas.microsoft.com/office/drawing/2016/5/12/chartex" xmlns:cx7="http://schemas.microsoft.com/office/drawing/2016/5/13/chartex" xmlns:cx8="http://schemas.microsoft.com/office/drawing/2016/5/14/chartex" xmlns:mc="http://schemas.openxmlformats.org/markup-compatibility/2006" xmlns:aink="http://schemas.microsoft.com/office/drawing/2016/ink" xmlns:am3d="http://schemas.microsoft.com/office/drawing/2017/model3d" xmlns:o="urn:schemas-microsoft-com:office:office" xmlns:oel="http://schemas.microsoft.com/office/2019/extlst" xmlns:r="http://schemas.openxmlformats.org/officeDocument/2006/relationships" xmlns:m="http://schemas.openxmlformats.org/officeDocument/2006/math" xmlns:v="urn:schemas-microsoft-com:vml" xmlns:wp14="http://schemas.microsoft.com/office/word/2010/wordprocessingDrawing" xmlns:wp="http://schemas.openxmlformats.org/drawingml/2006/wordprocessingDrawing" xmlns:w10="urn:schemas-microsoft-com:office:word" xmlns:w="http://schemas.openxmlformats.org/wordprocessingml/2006/main" xmlns:w14="http://schemas.microsoft.com/office/word/2010/wordml" xmlns:w15="http://schemas.microsoft.com/office/word/2012/wordml" xmlns:w16cei="http://schemas.microsoft.com/office/word/2026/wordml/cei" xmlns:w16cex="http://schemas.microsoft.com/office/word/2018/wordml/cex" xmlns:w16cid="http://schemas.microsoft.com/office/word/2016/wordml/cid" xmlns:w16="http://schemas.microsoft.com/office/word/2018/wordml" xmlns:w16du="http://schemas.microsoft.com/office/word/2023/wordml/word16du" xmlns:w16sdtdh="http://schemas.microsoft.com/office/word/2020/wordml/sdtdatahash" xmlns:w16sdtfl="http://schemas.microsoft.com/office/word/2024/wordml/sdtformatlock" xmlns:w16se="http://schemas.microsoft.com/office/word/2015/wordml/symex" xmlns:wpg="http://schemas.microsoft.com/office/word/2010/wordprocessingGroup" xmlns:wpi="http://schemas.microsoft.com/office/word/2010/wordprocessingInk" xmlns:wne="http://schemas.microsoft.com/office/word/2006/wordml" xmlns:wps="http://schemas.microsoft.com/office/word/2010/wordprocessingShape" mc:Ignorable="w14 w15 w16se w16cid w16 w16cex w16sdtdh w16sdtfl w16du wp14">
   <w:p>
     <w:pPr>
       <w:pStyle w:val="Footer"/>
@@ -12170,7 +11924,7 @@
 </file>
 
 <file path=word/footnotes.xml><?xml version="1.0" encoding="utf-8"?>
-<w:footnotes xmlns:wpc="http://schemas.microsoft.com/office/word/2010/wordprocessingCanvas" xmlns:cx="http://schemas.microsoft.com/office/drawing/2014/chartex" xmlns:cx1="http://schemas.microsoft.com/office/drawing/2015/9/8/chartex" xmlns:cx2="http://schemas.microsoft.com/office/drawing/2015/10/21/chartex" xmlns:cx3="http://schemas.microsoft.com/office/drawing/2016/5/9/chartex" xmlns:cx4="http://schemas.microsoft.com/office/drawing/2016/5/10/chartex" xmlns:cx5="http://schemas.microsoft.com/office/drawing/2016/5/11/chartex" xmlns:cx6="http://schemas.microsoft.com/office/drawing/2016/5/12/chartex" xmlns:cx7="http://schemas.microsoft.com/office/drawing/2016/5/13/chartex" xmlns:cx8="http://schemas.microsoft.com/office/drawing/2016/5/14/chartex" xmlns:mc="http://schemas.openxmlformats.org/markup-compatibility/2006" xmlns:aink="http://schemas.microsoft.com/office/drawing/2016/ink" xmlns:am3d="http://schemas.microsoft.com/office/drawing/2017/model3d" xmlns:o="urn:schemas-microsoft-com:office:office" xmlns:oel="http://schemas.microsoft.com/office/2019/extlst" xmlns:r="http://schemas.openxmlformats.org/officeDocument/2006/relationships" xmlns:m="http://schemas.openxmlformats.org/officeDocument/2006/math" xmlns:v="urn:schemas-microsoft-com:vml" xmlns:wp14="http://schemas.microsoft.com/office/word/2010/wordprocessingDrawing" xmlns:wp="http://schemas.openxmlformats.org/drawingml/2006/wordprocessingDrawing" xmlns:w10="urn:schemas-microsoft-com:office:word" xmlns:w="http://schemas.openxmlformats.org/wordprocessingml/2006/main" xmlns:w14="http://schemas.microsoft.com/office/word/2010/wordml" xmlns:w15="http://schemas.microsoft.com/office/word/2012/wordml" xmlns:w16cex="http://schemas.microsoft.com/office/word/2018/wordml/cex" xmlns:w16cid="http://schemas.microsoft.com/office/word/2016/wordml/cid" xmlns:w16="http://schemas.microsoft.com/office/word/2018/wordml" xmlns:w16du="http://schemas.microsoft.com/office/word/2023/wordml/word16du" xmlns:w16sdtdh="http://schemas.microsoft.com/office/word/2020/wordml/sdtdatahash" xmlns:w16sdtfl="http://schemas.microsoft.com/office/word/2024/wordml/sdtformatlock" xmlns:w16se="http://schemas.microsoft.com/office/word/2015/wordml/symex" xmlns:wpg="http://schemas.microsoft.com/office/word/2010/wordprocessingGroup" xmlns:wpi="http://schemas.microsoft.com/office/word/2010/wordprocessingInk" xmlns:wne="http://schemas.microsoft.com/office/word/2006/wordml" xmlns:wps="http://schemas.microsoft.com/office/word/2010/wordprocessingShape" mc:Ignorable="w14 w15 w16se w16cid w16 w16cex w16sdtdh w16sdtfl w16du wp14">
+<w:footnotes xmlns:wpc="http://schemas.microsoft.com/office/word/2010/wordprocessingCanvas" xmlns:cx="http://schemas.microsoft.com/office/drawing/2014/chartex" xmlns:cx1="http://schemas.microsoft.com/office/drawing/2015/9/8/chartex" xmlns:cx2="http://schemas.microsoft.com/office/drawing/2015/10/21/chartex" xmlns:cx3="http://schemas.microsoft.com/office/drawing/2016/5/9/chartex" xmlns:cx4="http://schemas.microsoft.com/office/drawing/2016/5/10/chartex" xmlns:cx5="http://schemas.microsoft.com/office/drawing/2016/5/11/chartex" xmlns:cx6="http://schemas.microsoft.com/office/drawing/2016/5/12/chartex" xmlns:cx7="http://schemas.microsoft.com/office/drawing/2016/5/13/chartex" xmlns:cx8="http://schemas.microsoft.com/office/drawing/2016/5/14/chartex" xmlns:mc="http://schemas.openxmlformats.org/markup-compatibility/2006" xmlns:aink="http://schemas.microsoft.com/office/drawing/2016/ink" xmlns:am3d="http://schemas.microsoft.com/office/drawing/2017/model3d" xmlns:o="urn:schemas-microsoft-com:office:office" xmlns:oel="http://schemas.microsoft.com/office/2019/extlst" xmlns:r="http://schemas.openxmlformats.org/officeDocument/2006/relationships" xmlns:m="http://schemas.openxmlformats.org/officeDocument/2006/math" xmlns:v="urn:schemas-microsoft-com:vml" xmlns:wp14="http://schemas.microsoft.com/office/word/2010/wordprocessingDrawing" xmlns:wp="http://schemas.openxmlformats.org/drawingml/2006/wordprocessingDrawing" xmlns:w10="urn:schemas-microsoft-com:office:word" xmlns:w="http://schemas.openxmlformats.org/wordprocessingml/2006/main" xmlns:w14="http://schemas.microsoft.com/office/word/2010/wordml" xmlns:w15="http://schemas.microsoft.com/office/word/2012/wordml" xmlns:w16cei="http://schemas.microsoft.com/office/word/2026/wordml/cei" xmlns:w16cex="http://schemas.microsoft.com/office/word/2018/wordml/cex" xmlns:w16cid="http://schemas.microsoft.com/office/word/2016/wordml/cid" xmlns:w16="http://schemas.microsoft.com/office/word/2018/wordml" xmlns:w16du="http://schemas.microsoft.com/office/word/2023/wordml/word16du" xmlns:w16sdtdh="http://schemas.microsoft.com/office/word/2020/wordml/sdtdatahash" xmlns:w16sdtfl="http://schemas.microsoft.com/office/word/2024/wordml/sdtformatlock" xmlns:w16se="http://schemas.microsoft.com/office/word/2015/wordml/symex" xmlns:wpg="http://schemas.microsoft.com/office/word/2010/wordprocessingGroup" xmlns:wpi="http://schemas.microsoft.com/office/word/2010/wordprocessingInk" xmlns:wne="http://schemas.microsoft.com/office/word/2006/wordml" xmlns:wps="http://schemas.microsoft.com/office/word/2010/wordprocessingShape" mc:Ignorable="w14 w15 w16se w16cid w16 w16cex w16sdtdh w16sdtfl w16du wp14">
   <w:footnote w:type="separator" w:id="-1">
     <w:p>
       <w:r>
@@ -12189,7 +11943,7 @@
 </file>
 
 <file path=word/header1.xml><?xml version="1.0" encoding="utf-8"?>
-<w:hdr xmlns:wpc="http://schemas.microsoft.com/office/word/2010/wordprocessingCanvas" xmlns:cx="http://schemas.microsoft.com/office/drawing/2014/chartex" xmlns:cx1="http://schemas.microsoft.com/office/drawing/2015/9/8/chartex" xmlns:cx2="http://schemas.microsoft.com/office/drawing/2015/10/21/chartex" xmlns:cx3="http://schemas.microsoft.com/office/drawing/2016/5/9/chartex" xmlns:cx4="http://schemas.microsoft.com/office/drawing/2016/5/10/chartex" xmlns:cx5="http://schemas.microsoft.com/office/drawing/2016/5/11/chartex" xmlns:cx6="http://schemas.microsoft.com/office/drawing/2016/5/12/chartex" xmlns:cx7="http://schemas.microsoft.com/office/drawing/2016/5/13/chartex" xmlns:cx8="http://schemas.microsoft.com/office/drawing/2016/5/14/chartex" xmlns:mc="http://schemas.openxmlformats.org/markup-compatibility/2006" xmlns:aink="http://schemas.microsoft.com/office/drawing/2016/ink" xmlns:am3d="http://schemas.microsoft.com/office/drawing/2017/model3d" xmlns:o="urn:schemas-microsoft-com:office:office" xmlns:oel="http://schemas.microsoft.com/office/2019/extlst" xmlns:r="http://schemas.openxmlformats.org/officeDocument/2006/relationships" xmlns:m="http://schemas.openxmlformats.org/officeDocument/2006/math" xmlns:v="urn:schemas-microsoft-com:vml" xmlns:wp14="http://schemas.microsoft.com/office/word/2010/wordprocessingDrawing" xmlns:wp="http://schemas.openxmlformats.org/drawingml/2006/wordprocessingDrawing" xmlns:w10="urn:schemas-microsoft-com:office:word" xmlns:w="http://schemas.openxmlformats.org/wordprocessingml/2006/main" xmlns:w14="http://schemas.microsoft.com/office/word/2010/wordml" xmlns:w15="http://schemas.microsoft.com/office/word/2012/wordml" xmlns:w16cex="http://schemas.microsoft.com/office/word/2018/wordml/cex" xmlns:w16cid="http://schemas.microsoft.com/office/word/2016/wordml/cid" xmlns:w16="http://schemas.microsoft.com/office/word/2018/wordml" xmlns:w16du="http://schemas.microsoft.com/office/word/2023/wordml/word16du" xmlns:w16sdtdh="http://schemas.microsoft.com/office/word/2020/wordml/sdtdatahash" xmlns:w16sdtfl="http://schemas.microsoft.com/office/word/2024/wordml/sdtformatlock" xmlns:w16se="http://schemas.microsoft.com/office/word/2015/wordml/symex" xmlns:wpg="http://schemas.microsoft.com/office/word/2010/wordprocessingGroup" xmlns:wpi="http://schemas.microsoft.com/office/word/2010/wordprocessingInk" xmlns:wne="http://schemas.microsoft.com/office/word/2006/wordml" xmlns:wps="http://schemas.microsoft.com/office/word/2010/wordprocessingShape" mc:Ignorable="w14 w15 w16se w16cid w16 w16cex w16sdtdh w16sdtfl w16du wp14">
+<w:hdr xmlns:wpc="http://schemas.microsoft.com/office/word/2010/wordprocessingCanvas" xmlns:cx="http://schemas.microsoft.com/office/drawing/2014/chartex" xmlns:cx1="http://schemas.microsoft.com/office/drawing/2015/9/8/chartex" xmlns:cx2="http://schemas.microsoft.com/office/drawing/2015/10/21/chartex" xmlns:cx3="http://schemas.microsoft.com/office/drawing/2016/5/9/chartex" xmlns:cx4="http://schemas.microsoft.com/office/drawing/2016/5/10/chartex" xmlns:cx5="http://schemas.microsoft.com/office/drawing/2016/5/11/chartex" xmlns:cx6="http://schemas.microsoft.com/office/drawing/2016/5/12/chartex" xmlns:cx7="http://schemas.microsoft.com/office/drawing/2016/5/13/chartex" xmlns:cx8="http://schemas.microsoft.com/office/drawing/2016/5/14/chartex" xmlns:mc="http://schemas.openxmlformats.org/markup-compatibility/2006" xmlns:aink="http://schemas.microsoft.com/office/drawing/2016/ink" xmlns:am3d="http://schemas.microsoft.com/office/drawing/2017/model3d" xmlns:o="urn:schemas-microsoft-com:office:office" xmlns:oel="http://schemas.microsoft.com/office/2019/extlst" xmlns:r="http://schemas.openxmlformats.org/officeDocument/2006/relationships" xmlns:m="http://schemas.openxmlformats.org/officeDocument/2006/math" xmlns:v="urn:schemas-microsoft-com:vml" xmlns:wp14="http://schemas.microsoft.com/office/word/2010/wordprocessingDrawing" xmlns:wp="http://schemas.openxmlformats.org/drawingml/2006/wordprocessingDrawing" xmlns:w10="urn:schemas-microsoft-com:office:word" xmlns:w="http://schemas.openxmlformats.org/wordprocessingml/2006/main" xmlns:w14="http://schemas.microsoft.com/office/word/2010/wordml" xmlns:w15="http://schemas.microsoft.com/office/word/2012/wordml" xmlns:w16cei="http://schemas.microsoft.com/office/word/2026/wordml/cei" xmlns:w16cex="http://schemas.microsoft.com/office/word/2018/wordml/cex" xmlns:w16cid="http://schemas.microsoft.com/office/word/2016/wordml/cid" xmlns:w16="http://schemas.microsoft.com/office/word/2018/wordml" xmlns:w16du="http://schemas.microsoft.com/office/word/2023/wordml/word16du" xmlns:w16sdtdh="http://schemas.microsoft.com/office/word/2020/wordml/sdtdatahash" xmlns:w16sdtfl="http://schemas.microsoft.com/office/word/2024/wordml/sdtformatlock" xmlns:w16se="http://schemas.microsoft.com/office/word/2015/wordml/symex" xmlns:wpg="http://schemas.microsoft.com/office/word/2010/wordprocessingGroup" xmlns:wpi="http://schemas.microsoft.com/office/word/2010/wordprocessingInk" xmlns:wne="http://schemas.microsoft.com/office/word/2006/wordml" xmlns:wps="http://schemas.microsoft.com/office/word/2010/wordprocessingShape" mc:Ignorable="w14 w15 w16se w16cid w16 w16cex w16sdtdh w16sdtfl w16du wp14">
   <w:p>
     <w:pPr>
       <w:tabs>
@@ -12213,7 +11967,7 @@
 </file>
 
 <file path=word/header2.xml><?xml version="1.0" encoding="utf-8"?>
-<w:hdr xmlns:wpc="http://schemas.microsoft.com/office/word/2010/wordprocessingCanvas" xmlns:cx="http://schemas.microsoft.com/office/drawing/2014/chartex" xmlns:cx1="http://schemas.microsoft.com/office/drawing/2015/9/8/chartex" xmlns:cx2="http://schemas.microsoft.com/office/drawing/2015/10/21/chartex" xmlns:cx3="http://schemas.microsoft.com/office/drawing/2016/5/9/chartex" xmlns:cx4="http://schemas.microsoft.com/office/drawing/2016/5/10/chartex" xmlns:cx5="http://schemas.microsoft.com/office/drawing/2016/5/11/chartex" xmlns:cx6="http://schemas.microsoft.com/office/drawing/2016/5/12/chartex" xmlns:cx7="http://schemas.microsoft.com/office/drawing/2016/5/13/chartex" xmlns:cx8="http://schemas.microsoft.com/office/drawing/2016/5/14/chartex" xmlns:mc="http://schemas.openxmlformats.org/markup-compatibility/2006" xmlns:aink="http://schemas.microsoft.com/office/drawing/2016/ink" xmlns:am3d="http://schemas.microsoft.com/office/drawing/2017/model3d" xmlns:o="urn:schemas-microsoft-com:office:office" xmlns:oel="http://schemas.microsoft.com/office/2019/extlst" xmlns:r="http://schemas.openxmlformats.org/officeDocument/2006/relationships" xmlns:m="http://schemas.openxmlformats.org/officeDocument/2006/math" xmlns:v="urn:schemas-microsoft-com:vml" xmlns:wp14="http://schemas.microsoft.com/office/word/2010/wordprocessingDrawing" xmlns:wp="http://schemas.openxmlformats.org/drawingml/2006/wordprocessingDrawing" xmlns:w10="urn:schemas-microsoft-com:office:word" xmlns:w="http://schemas.openxmlformats.org/wordprocessingml/2006/main" xmlns:w14="http://schemas.microsoft.com/office/word/2010/wordml" xmlns:w15="http://schemas.microsoft.com/office/word/2012/wordml" xmlns:w16cex="http://schemas.microsoft.com/office/word/2018/wordml/cex" xmlns:w16cid="http://schemas.microsoft.com/office/word/2016/wordml/cid" xmlns:w16="http://schemas.microsoft.com/office/word/2018/wordml" xmlns:w16du="http://schemas.microsoft.com/office/word/2023/wordml/word16du" xmlns:w16sdtdh="http://schemas.microsoft.com/office/word/2020/wordml/sdtdatahash" xmlns:w16sdtfl="http://schemas.microsoft.com/office/word/2024/wordml/sdtformatlock" xmlns:w16se="http://schemas.microsoft.com/office/word/2015/wordml/symex" xmlns:wpg="http://schemas.microsoft.com/office/word/2010/wordprocessingGroup" xmlns:wpi="http://schemas.microsoft.com/office/word/2010/wordprocessingInk" xmlns:wne="http://schemas.microsoft.com/office/word/2006/wordml" xmlns:wps="http://schemas.microsoft.com/office/word/2010/wordprocessingShape" mc:Ignorable="w14 w15 w16se w16cid w16 w16cex w16sdtdh w16sdtfl w16du wp14">
+<w:hdr xmlns:wpc="http://schemas.microsoft.com/office/word/2010/wordprocessingCanvas" xmlns:cx="http://schemas.microsoft.com/office/drawing/2014/chartex" xmlns:cx1="http://schemas.microsoft.com/office/drawing/2015/9/8/chartex" xmlns:cx2="http://schemas.microsoft.com/office/drawing/2015/10/21/chartex" xmlns:cx3="http://schemas.microsoft.com/office/drawing/2016/5/9/chartex" xmlns:cx4="http://schemas.microsoft.com/office/drawing/2016/5/10/chartex" xmlns:cx5="http://schemas.microsoft.com/office/drawing/2016/5/11/chartex" xmlns:cx6="http://schemas.microsoft.com/office/drawing/2016/5/12/chartex" xmlns:cx7="http://schemas.microsoft.com/office/drawing/2016/5/13/chartex" xmlns:cx8="http://schemas.microsoft.com/office/drawing/2016/5/14/chartex" xmlns:mc="http://schemas.openxmlformats.org/markup-compatibility/2006" xmlns:aink="http://schemas.microsoft.com/office/drawing/2016/ink" xmlns:am3d="http://schemas.microsoft.com/office/drawing/2017/model3d" xmlns:o="urn:schemas-microsoft-com:office:office" xmlns:oel="http://schemas.microsoft.com/office/2019/extlst" xmlns:r="http://schemas.openxmlformats.org/officeDocument/2006/relationships" xmlns:m="http://schemas.openxmlformats.org/officeDocument/2006/math" xmlns:v="urn:schemas-microsoft-com:vml" xmlns:wp14="http://schemas.microsoft.com/office/word/2010/wordprocessingDrawing" xmlns:wp="http://schemas.openxmlformats.org/drawingml/2006/wordprocessingDrawing" xmlns:w10="urn:schemas-microsoft-com:office:word" xmlns:w="http://schemas.openxmlformats.org/wordprocessingml/2006/main" xmlns:w14="http://schemas.microsoft.com/office/word/2010/wordml" xmlns:w15="http://schemas.microsoft.com/office/word/2012/wordml" xmlns:w16cei="http://schemas.microsoft.com/office/word/2026/wordml/cei" xmlns:w16cex="http://schemas.microsoft.com/office/word/2018/wordml/cex" xmlns:w16cid="http://schemas.microsoft.com/office/word/2016/wordml/cid" xmlns:w16="http://schemas.microsoft.com/office/word/2018/wordml" xmlns:w16du="http://schemas.microsoft.com/office/word/2023/wordml/word16du" xmlns:w16sdtdh="http://schemas.microsoft.com/office/word/2020/wordml/sdtdatahash" xmlns:w16sdtfl="http://schemas.microsoft.com/office/word/2024/wordml/sdtformatlock" xmlns:w16se="http://schemas.microsoft.com/office/word/2015/wordml/symex" xmlns:wpg="http://schemas.microsoft.com/office/word/2010/wordprocessingGroup" xmlns:wpi="http://schemas.microsoft.com/office/word/2010/wordprocessingInk" xmlns:wne="http://schemas.microsoft.com/office/word/2006/wordml" xmlns:wps="http://schemas.microsoft.com/office/word/2010/wordprocessingShape" mc:Ignorable="w14 w15 w16se w16cid w16 w16cex w16sdtdh w16sdtfl w16du wp14">
   <w:p>
     <w:pPr>
       <w:pStyle w:val="Header"/>
@@ -12273,7 +12027,7 @@
 </file>
 
 <file path=word/header3.xml><?xml version="1.0" encoding="utf-8"?>
-<w:hdr xmlns:wpc="http://schemas.microsoft.com/office/word/2010/wordprocessingCanvas" xmlns:cx="http://schemas.microsoft.com/office/drawing/2014/chartex" xmlns:cx1="http://schemas.microsoft.com/office/drawing/2015/9/8/chartex" xmlns:cx2="http://schemas.microsoft.com/office/drawing/2015/10/21/chartex" xmlns:cx3="http://schemas.microsoft.com/office/drawing/2016/5/9/chartex" xmlns:cx4="http://schemas.microsoft.com/office/drawing/2016/5/10/chartex" xmlns:cx5="http://schemas.microsoft.com/office/drawing/2016/5/11/chartex" xmlns:cx6="http://schemas.microsoft.com/office/drawing/2016/5/12/chartex" xmlns:cx7="http://schemas.microsoft.com/office/drawing/2016/5/13/chartex" xmlns:cx8="http://schemas.microsoft.com/office/drawing/2016/5/14/chartex" xmlns:mc="http://schemas.openxmlformats.org/markup-compatibility/2006" xmlns:aink="http://schemas.microsoft.com/office/drawing/2016/ink" xmlns:am3d="http://schemas.microsoft.com/office/drawing/2017/model3d" xmlns:o="urn:schemas-microsoft-com:office:office" xmlns:oel="http://schemas.microsoft.com/office/2019/extlst" xmlns:r="http://schemas.openxmlformats.org/officeDocument/2006/relationships" xmlns:m="http://schemas.openxmlformats.org/officeDocument/2006/math" xmlns:v="urn:schemas-microsoft-com:vml" xmlns:wp14="http://schemas.microsoft.com/office/word/2010/wordprocessingDrawing" xmlns:wp="http://schemas.openxmlformats.org/drawingml/2006/wordprocessingDrawing" xmlns:w10="urn:schemas-microsoft-com:office:word" xmlns:w="http://schemas.openxmlformats.org/wordprocessingml/2006/main" xmlns:w14="http://schemas.microsoft.com/office/word/2010/wordml" xmlns:w15="http://schemas.microsoft.com/office/word/2012/wordml" xmlns:w16cex="http://schemas.microsoft.com/office/word/2018/wordml/cex" xmlns:w16cid="http://schemas.microsoft.com/office/word/2016/wordml/cid" xmlns:w16="http://schemas.microsoft.com/office/word/2018/wordml" xmlns:w16du="http://schemas.microsoft.com/office/word/2023/wordml/word16du" xmlns:w16sdtdh="http://schemas.microsoft.com/office/word/2020/wordml/sdtdatahash" xmlns:w16sdtfl="http://schemas.microsoft.com/office/word/2024/wordml/sdtformatlock" xmlns:w16se="http://schemas.microsoft.com/office/word/2015/wordml/symex" xmlns:wpg="http://schemas.microsoft.com/office/word/2010/wordprocessingGroup" xmlns:wpi="http://schemas.microsoft.com/office/word/2010/wordprocessingInk" xmlns:wne="http://schemas.microsoft.com/office/word/2006/wordml" xmlns:wps="http://schemas.microsoft.com/office/word/2010/wordprocessingShape" mc:Ignorable="w14 w15 w16se w16cid w16 w16cex w16sdtdh w16sdtfl w16du wp14">
+<w:hdr xmlns:wpc="http://schemas.microsoft.com/office/word/2010/wordprocessingCanvas" xmlns:cx="http://schemas.microsoft.com/office/drawing/2014/chartex" xmlns:cx1="http://schemas.microsoft.com/office/drawing/2015/9/8/chartex" xmlns:cx2="http://schemas.microsoft.com/office/drawing/2015/10/21/chartex" xmlns:cx3="http://schemas.microsoft.com/office/drawing/2016/5/9/chartex" xmlns:cx4="http://schemas.microsoft.com/office/drawing/2016/5/10/chartex" xmlns:cx5="http://schemas.microsoft.com/office/drawing/2016/5/11/chartex" xmlns:cx6="http://schemas.microsoft.com/office/drawing/2016/5/12/chartex" xmlns:cx7="http://schemas.microsoft.com/office/drawing/2016/5/13/chartex" xmlns:cx8="http://schemas.microsoft.com/office/drawing/2016/5/14/chartex" xmlns:mc="http://schemas.openxmlformats.org/markup-compatibility/2006" xmlns:aink="http://schemas.microsoft.com/office/drawing/2016/ink" xmlns:am3d="http://schemas.microsoft.com/office/drawing/2017/model3d" xmlns:o="urn:schemas-microsoft-com:office:office" xmlns:oel="http://schemas.microsoft.com/office/2019/extlst" xmlns:r="http://schemas.openxmlformats.org/officeDocument/2006/relationships" xmlns:m="http://schemas.openxmlformats.org/officeDocument/2006/math" xmlns:v="urn:schemas-microsoft-com:vml" xmlns:wp14="http://schemas.microsoft.com/office/word/2010/wordprocessingDrawing" xmlns:wp="http://schemas.openxmlformats.org/drawingml/2006/wordprocessingDrawing" xmlns:w10="urn:schemas-microsoft-com:office:word" xmlns:w="http://schemas.openxmlformats.org/wordprocessingml/2006/main" xmlns:w14="http://schemas.microsoft.com/office/word/2010/wordml" xmlns:w15="http://schemas.microsoft.com/office/word/2012/wordml" xmlns:w16cei="http://schemas.microsoft.com/office/word/2026/wordml/cei" xmlns:w16cex="http://schemas.microsoft.com/office/word/2018/wordml/cex" xmlns:w16cid="http://schemas.microsoft.com/office/word/2016/wordml/cid" xmlns:w16="http://schemas.microsoft.com/office/word/2018/wordml" xmlns:w16du="http://schemas.microsoft.com/office/word/2023/wordml/word16du" xmlns:w16sdtdh="http://schemas.microsoft.com/office/word/2020/wordml/sdtdatahash" xmlns:w16sdtfl="http://schemas.microsoft.com/office/word/2024/wordml/sdtformatlock" xmlns:w16se="http://schemas.microsoft.com/office/word/2015/wordml/symex" xmlns:wpg="http://schemas.microsoft.com/office/word/2010/wordprocessingGroup" xmlns:wpi="http://schemas.microsoft.com/office/word/2010/wordprocessingInk" xmlns:wne="http://schemas.microsoft.com/office/word/2006/wordml" xmlns:wps="http://schemas.microsoft.com/office/word/2010/wordprocessingShape" mc:Ignorable="w14 w15 w16se w16cid w16 w16cex w16sdtdh w16sdtfl w16du wp14">
   <w:p>
     <w:pPr>
       <w:tabs>
@@ -12352,7 +12106,7 @@
 </file>
 
 <file path=word/numbering.xml><?xml version="1.0" encoding="utf-8"?>
-<w:numbering xmlns:wpc="http://schemas.microsoft.com/office/word/2010/wordprocessingCanvas" xmlns:cx="http://schemas.microsoft.com/office/drawing/2014/chartex" xmlns:cx1="http://schemas.microsoft.com/office/drawing/2015/9/8/chartex" xmlns:cx2="http://schemas.microsoft.com/office/drawing/2015/10/21/chartex" xmlns:cx3="http://schemas.microsoft.com/office/drawing/2016/5/9/chartex" xmlns:cx4="http://schemas.microsoft.com/office/drawing/2016/5/10/chartex" xmlns:cx5="http://schemas.microsoft.com/office/drawing/2016/5/11/chartex" xmlns:cx6="http://schemas.microsoft.com/office/drawing/2016/5/12/chartex" xmlns:cx7="http://schemas.microsoft.com/office/drawing/2016/5/13/chartex" xmlns:cx8="http://schemas.microsoft.com/office/drawing/2016/5/14/chartex" xmlns:mc="http://schemas.openxmlformats.org/markup-compatibility/2006" xmlns:aink="http://schemas.microsoft.com/office/drawing/2016/ink" xmlns:am3d="http://schemas.microsoft.com/office/drawing/2017/model3d" xmlns:o="urn:schemas-microsoft-com:office:office" xmlns:oel="http://schemas.microsoft.com/office/2019/extlst" xmlns:r="http://schemas.openxmlformats.org/officeDocument/2006/relationships" xmlns:m="http://schemas.openxmlformats.org/officeDocument/2006/math" xmlns:v="urn:schemas-microsoft-com:vml" xmlns:wp14="http://schemas.microsoft.com/office/word/2010/wordprocessingDrawing" xmlns:wp="http://schemas.openxmlformats.org/drawingml/2006/wordprocessingDrawing" xmlns:w10="urn:schemas-microsoft-com:office:word" xmlns:w="http://schemas.openxmlformats.org/wordprocessingml/2006/main" xmlns:w14="http://schemas.microsoft.com/office/word/2010/wordml" xmlns:w15="http://schemas.microsoft.com/office/word/2012/wordml" xmlns:w16cex="http://schemas.microsoft.com/office/word/2018/wordml/cex" xmlns:w16cid="http://schemas.microsoft.com/office/word/2016/wordml/cid" xmlns:w16="http://schemas.microsoft.com/office/word/2018/wordml" xmlns:w16du="http://schemas.microsoft.com/office/word/2023/wordml/word16du" xmlns:w16sdtdh="http://schemas.microsoft.com/office/word/2020/wordml/sdtdatahash" xmlns:w16sdtfl="http://schemas.microsoft.com/office/word/2024/wordml/sdtformatlock" xmlns:w16se="http://schemas.microsoft.com/office/word/2015/wordml/symex" xmlns:wpg="http://schemas.microsoft.com/office/word/2010/wordprocessingGroup" xmlns:wpi="http://schemas.microsoft.com/office/word/2010/wordprocessingInk" xmlns:wne="http://schemas.microsoft.com/office/word/2006/wordml" xmlns:wps="http://schemas.microsoft.com/office/word/2010/wordprocessingShape" mc:Ignorable="w14 w15 w16se w16cid w16 w16cex w16sdtdh w16sdtfl w16du wp14">
+<w:numbering xmlns:wpc="http://schemas.microsoft.com/office/word/2010/wordprocessingCanvas" xmlns:cx="http://schemas.microsoft.com/office/drawing/2014/chartex" xmlns:cx1="http://schemas.microsoft.com/office/drawing/2015/9/8/chartex" xmlns:cx2="http://schemas.microsoft.com/office/drawing/2015/10/21/chartex" xmlns:cx3="http://schemas.microsoft.com/office/drawing/2016/5/9/chartex" xmlns:cx4="http://schemas.microsoft.com/office/drawing/2016/5/10/chartex" xmlns:cx5="http://schemas.microsoft.com/office/drawing/2016/5/11/chartex" xmlns:cx6="http://schemas.microsoft.com/office/drawing/2016/5/12/chartex" xmlns:cx7="http://schemas.microsoft.com/office/drawing/2016/5/13/chartex" xmlns:cx8="http://schemas.microsoft.com/office/drawing/2016/5/14/chartex" xmlns:mc="http://schemas.openxmlformats.org/markup-compatibility/2006" xmlns:aink="http://schemas.microsoft.com/office/drawing/2016/ink" xmlns:am3d="http://schemas.microsoft.com/office/drawing/2017/model3d" xmlns:o="urn:schemas-microsoft-com:office:office" xmlns:oel="http://schemas.microsoft.com/office/2019/extlst" xmlns:r="http://schemas.openxmlformats.org/officeDocument/2006/relationships" xmlns:m="http://schemas.openxmlformats.org/officeDocument/2006/math" xmlns:v="urn:schemas-microsoft-com:vml" xmlns:wp14="http://schemas.microsoft.com/office/word/2010/wordprocessingDrawing" xmlns:wp="http://schemas.openxmlformats.org/drawingml/2006/wordprocessingDrawing" xmlns:w10="urn:schemas-microsoft-com:office:word" xmlns:w="http://schemas.openxmlformats.org/wordprocessingml/2006/main" xmlns:w14="http://schemas.microsoft.com/office/word/2010/wordml" xmlns:w15="http://schemas.microsoft.com/office/word/2012/wordml" xmlns:w16cei="http://schemas.microsoft.com/office/word/2026/wordml/cei" xmlns:w16cex="http://schemas.microsoft.com/office/word/2018/wordml/cex" xmlns:w16cid="http://schemas.microsoft.com/office/word/2016/wordml/cid" xmlns:w16="http://schemas.microsoft.com/office/word/2018/wordml" xmlns:w16du="http://schemas.microsoft.com/office/word/2023/wordml/word16du" xmlns:w16sdtdh="http://schemas.microsoft.com/office/word/2020/wordml/sdtdatahash" xmlns:w16sdtfl="http://schemas.microsoft.com/office/word/2024/wordml/sdtformatlock" xmlns:w16se="http://schemas.microsoft.com/office/word/2015/wordml/symex" xmlns:wpg="http://schemas.microsoft.com/office/word/2010/wordprocessingGroup" xmlns:wpi="http://schemas.microsoft.com/office/word/2010/wordprocessingInk" xmlns:wne="http://schemas.microsoft.com/office/word/2006/wordml" xmlns:wps="http://schemas.microsoft.com/office/word/2010/wordprocessingShape" mc:Ignorable="w14 w15 w16se w16cid w16 w16cex w16sdtdh w16sdtfl w16du wp14">
   <w:abstractNum w:abstractNumId="0" w15:restartNumberingAfterBreak="0">
     <w:nsid w:val="FFFFFF89"/>
     <w:multiLevelType w:val="singleLevel"/>
